--- a/doc/GeoPIXE open mods needed.docx
+++ b/doc/GeoPIXE open mods needed.docx
@@ -573,6 +573,96 @@
       <w:pPr>
         <w:widowControl w:val="0"/>
         <w:numPr>
+          <w:ilvl w:val="2"/>
+          <w:numId w:val="6"/>
+        </w:numPr>
+        <w:tabs>
+          <w:tab w:val="left" w:pos="6521"/>
+        </w:tabs>
+        <w:autoSpaceDE w:val="0"/>
+        <w:autoSpaceDN w:val="0"/>
+        <w:adjustRightInd w:val="0"/>
+      </w:pPr>
+      <w:r>
+        <w:t>But then spectra overlays go bad. Why?</w:t>
+      </w:r>
+    </w:p>
+    <w:p>
+      <w:pPr>
+        <w:widowControl w:val="0"/>
+        <w:numPr>
+          <w:ilvl w:val="2"/>
+          <w:numId w:val="6"/>
+        </w:numPr>
+        <w:tabs>
+          <w:tab w:val="left" w:pos="6521"/>
+        </w:tabs>
+        <w:autoSpaceDE w:val="0"/>
+        <w:autoSpaceDN w:val="0"/>
+        <w:adjustRightInd w:val="0"/>
+      </w:pPr>
+      <w:r>
+        <w:t>Should region ‘mode’ be equal to image ‘mode’?</w:t>
+      </w:r>
+    </w:p>
+    <w:p>
+      <w:pPr>
+        <w:widowControl w:val="0"/>
+        <w:numPr>
+          <w:ilvl w:val="1"/>
+          <w:numId w:val="6"/>
+        </w:numPr>
+        <w:tabs>
+          <w:tab w:val="left" w:pos="6521"/>
+        </w:tabs>
+        <w:autoSpaceDE w:val="0"/>
+        <w:autoSpaceDN w:val="0"/>
+        <w:adjustRightInd w:val="0"/>
+      </w:pPr>
+      <w:r>
+        <w:t>New ‘mode’ = “MultiBack DA (MBDA)”, mode=6 in ‘evt’</w:t>
+      </w:r>
+    </w:p>
+    <w:p>
+      <w:pPr>
+        <w:widowControl w:val="0"/>
+        <w:numPr>
+          <w:ilvl w:val="2"/>
+          <w:numId w:val="6"/>
+        </w:numPr>
+        <w:tabs>
+          <w:tab w:val="left" w:pos="6521"/>
+        </w:tabs>
+        <w:autoSpaceDE w:val="0"/>
+        <w:autoSpaceDN w:val="0"/>
+        <w:adjustRightInd w:val="0"/>
+      </w:pPr>
+      <w:r>
+        <w:t>In ‘evt_start’, if mode=0,3,6, then set mode=0 to use ‘da_evt’</w:t>
+      </w:r>
+    </w:p>
+    <w:p>
+      <w:pPr>
+        <w:widowControl w:val="0"/>
+        <w:numPr>
+          <w:ilvl w:val="2"/>
+          <w:numId w:val="6"/>
+        </w:numPr>
+        <w:tabs>
+          <w:tab w:val="left" w:pos="6521"/>
+        </w:tabs>
+        <w:autoSpaceDE w:val="0"/>
+        <w:autoSpaceDN w:val="0"/>
+        <w:adjustRightInd w:val="0"/>
+      </w:pPr>
+      <w:r>
+        <w:t>How to pass new mode?</w:t>
+      </w:r>
+    </w:p>
+    <w:p>
+      <w:pPr>
+        <w:widowControl w:val="0"/>
+        <w:numPr>
           <w:ilvl w:val="1"/>
           <w:numId w:val="6"/>
         </w:numPr>
@@ -718,6 +808,7 @@
         </w:numPr>
       </w:pPr>
       <w:r>
+        <w:lastRenderedPageBreak/>
         <w:t>Add spectra overlay of relative overlap errors.</w:t>
       </w:r>
     </w:p>
@@ -778,7 +869,6 @@
         </w:numPr>
       </w:pPr>
       <w:r>
-        <w:lastRenderedPageBreak/>
         <w:t>Perhaps add this to ‘da_evt’ to accumulate this stat as a map.</w:t>
       </w:r>
     </w:p>
@@ -1402,6 +1492,7 @@
         </w:numPr>
       </w:pPr>
       <w:r>
+        <w:lastRenderedPageBreak/>
         <w:t>Is “Refit” an option?</w:t>
       </w:r>
     </w:p>
@@ -1465,7 +1556,6 @@
         </w:numPr>
       </w:pPr>
       <w:r>
-        <w:lastRenderedPageBreak/>
         <w:t>Sorting from raw data</w:t>
       </w:r>
       <w:r>
@@ -2135,6 +2225,7 @@
         </w:numPr>
       </w:pPr>
       <w:r>
+        <w:lastRenderedPageBreak/>
         <w:t>Export plots – element or RGB</w:t>
       </w:r>
     </w:p>
@@ -2213,7 +2304,6 @@
         </w:numPr>
       </w:pPr>
       <w:r>
-        <w:lastRenderedPageBreak/>
         <w:t xml:space="preserve">Support for Unit Tests – see </w:t>
       </w:r>
       <w:r>
@@ -2928,6 +3018,7 @@
         <w:adjustRightInd w:val="0"/>
       </w:pPr>
       <w:r>
+        <w:lastRenderedPageBreak/>
         <w:t>Pointer for “Filter by PCM element list”</w:t>
       </w:r>
     </w:p>
@@ -3024,7 +3115,6 @@
         <w:adjustRightInd w:val="0"/>
       </w:pPr>
       <w:r>
-        <w:lastRenderedPageBreak/>
         <w:t>Something better than planes 2-4</w:t>
       </w:r>
       <w:r>
@@ -3667,6 +3757,7 @@
         </w:numPr>
       </w:pPr>
       <w:r>
+        <w:lastRenderedPageBreak/>
         <w:t>How to add/edit these – pop up?</w:t>
       </w:r>
     </w:p>
@@ -3730,7 +3821,6 @@
           <w:b/>
           <w:bCs/>
         </w:rPr>
-        <w:lastRenderedPageBreak/>
         <w:t>Operation order?</w:t>
       </w:r>
     </w:p>
@@ -4204,6 +4294,7 @@
         </w:numPr>
       </w:pPr>
       <w:r>
+        <w:lastRenderedPageBreak/>
         <w:t>Fit each one to create a DA matrix for each using correct yields.</w:t>
       </w:r>
     </w:p>
@@ -4248,7 +4339,6 @@
         </w:numPr>
       </w:pPr>
       <w:r>
-        <w:lastRenderedPageBreak/>
         <w:t>Yield file does, so perhaps save this filename in DA matrix?</w:t>
       </w:r>
     </w:p>
@@ -4744,6 +4834,7 @@
         </w:numPr>
       </w:pPr>
       <w:r>
+        <w:lastRenderedPageBreak/>
         <w:t>Release, Cancel, Reset</w:t>
       </w:r>
     </w:p>
@@ -4802,381 +4893,381 @@
         </w:numPr>
       </w:pPr>
       <w:r>
+        <w:t>How to deal with Ga Kb peak in MM spectra</w:t>
+      </w:r>
+    </w:p>
+    <w:p>
+      <w:pPr>
+        <w:numPr>
+          <w:ilvl w:val="2"/>
+          <w:numId w:val="6"/>
+        </w:numPr>
+      </w:pPr>
+      <w:r>
+        <w:t>Follow Ga K lines from source through filter</w:t>
+      </w:r>
+    </w:p>
+    <w:p>
+      <w:pPr>
+        <w:numPr>
+          <w:ilvl w:val="3"/>
+          <w:numId w:val="6"/>
+        </w:numPr>
+      </w:pPr>
+      <w:r>
+        <w:t>How are In, Sn filtered?</w:t>
+      </w:r>
+    </w:p>
+    <w:p>
+      <w:pPr>
+        <w:numPr>
+          <w:ilvl w:val="2"/>
+          <w:numId w:val="6"/>
+        </w:numPr>
+      </w:pPr>
+      <w:r>
+        <w:t>Real source lines</w:t>
+      </w:r>
+    </w:p>
+    <w:p>
+      <w:pPr>
+        <w:numPr>
+          <w:ilvl w:val="3"/>
+          <w:numId w:val="6"/>
+        </w:numPr>
+      </w:pPr>
+      <w:r>
+        <w:t>Source lines are scattered back from sample, and so ‘appear’ to come from a decaying effective conc of these source elements into the sample. They don’t follow the depth profile of these elements (if they are present in the sample).</w:t>
+      </w:r>
+    </w:p>
+    <w:p>
+      <w:pPr>
+        <w:numPr>
+          <w:ilvl w:val="3"/>
+          <w:numId w:val="6"/>
+        </w:numPr>
+      </w:pPr>
+      <w:r>
+        <w:t>The rel-int for these lines has been modified by source, windows, air and beam filters; they are not the same as rel-int usually. It really needs a different model integration, with decay with depth as effective conc, and modification of the beam lines rel-int on way out.</w:t>
+      </w:r>
+    </w:p>
+    <w:p>
+      <w:pPr>
+        <w:numPr>
+          <w:ilvl w:val="3"/>
+          <w:numId w:val="6"/>
+        </w:numPr>
+      </w:pPr>
+      <w:r>
+        <w:t>Then in a real spectrum, there may be BOTH real conc in sample and scattered lines from source, for the same element (e.g., Ga). Need to be able to select, perhaps, or combine?</w:t>
+      </w:r>
+    </w:p>
+    <w:p>
+      <w:pPr>
+        <w:numPr>
+          <w:ilvl w:val="2"/>
+          <w:numId w:val="6"/>
+        </w:numPr>
+      </w:pPr>
+      <w:r>
+        <w:t>Select source or sample lines?</w:t>
+      </w:r>
+    </w:p>
+    <w:p>
+      <w:pPr>
+        <w:numPr>
+          <w:ilvl w:val="3"/>
+          <w:numId w:val="6"/>
+        </w:numPr>
+      </w:pPr>
+      <w:r>
+        <w:t>‘get_lines’ does not use source lines now, but it could, if enabled. Then these could be jammed in for matching Z and shell. Would still follow sample conc with depth, which is wrong, but may give reasonable rel-int anyway.</w:t>
+      </w:r>
+    </w:p>
+    <w:p>
+      <w:pPr>
+        <w:numPr>
+          <w:ilvl w:val="3"/>
+          <w:numId w:val="6"/>
+        </w:numPr>
+      </w:pPr>
+      <w:r>
+        <w:t>Where to select source lines to take precedence?</w:t>
+      </w:r>
+    </w:p>
+    <w:p>
+      <w:pPr>
+        <w:numPr>
+          <w:ilvl w:val="4"/>
+          <w:numId w:val="6"/>
+        </w:numPr>
+      </w:pPr>
+      <w:r>
+        <w:t>Must be during yield calculation, not the fit.</w:t>
+      </w:r>
+    </w:p>
+    <w:p>
+      <w:pPr>
+        <w:numPr>
+          <w:ilvl w:val="4"/>
+          <w:numId w:val="6"/>
+        </w:numPr>
+      </w:pPr>
+      <w:r>
+        <w:t>Could select in ‘get_lines’ called from ‘geo_yield2’.</w:t>
+      </w:r>
+    </w:p>
+    <w:p>
+      <w:pPr>
+        <w:numPr>
+          <w:ilvl w:val="3"/>
+          <w:numId w:val="6"/>
+        </w:numPr>
+      </w:pPr>
+      <w:r>
+        <w:t>Could simply assume that source lines take priority?</w:t>
+      </w:r>
+    </w:p>
+    <w:p>
+      <w:pPr>
+        <w:numPr>
+          <w:ilvl w:val="4"/>
+          <w:numId w:val="6"/>
+        </w:numPr>
+      </w:pPr>
+      <w:r>
+        <w:t>Then just jam them in, in ‘get_lines’.</w:t>
+      </w:r>
+    </w:p>
+    <w:p>
+      <w:pPr>
+        <w:numPr>
+          <w:ilvl w:val="4"/>
+          <w:numId w:val="6"/>
+        </w:numPr>
+      </w:pPr>
+      <w:r>
+        <w:t>Make sure Ga K not filtered out somewhere …</w:t>
+      </w:r>
+    </w:p>
+    <w:p>
+      <w:pPr>
+        <w:numPr>
+          <w:ilvl w:val="1"/>
+          <w:numId w:val="6"/>
+        </w:numPr>
+      </w:pPr>
+      <w:r>
+        <w:t>Pileup peak widths</w:t>
+      </w:r>
+    </w:p>
+    <w:p>
+      <w:pPr>
+        <w:numPr>
+          <w:ilvl w:val="2"/>
+          <w:numId w:val="6"/>
+        </w:numPr>
+      </w:pPr>
+      <w:r>
+        <w:t>Could add a ‘sum_spread’ argument to pixe() to broaden sum peaks.</w:t>
+      </w:r>
+    </w:p>
+    <w:p>
+      <w:pPr>
+        <w:numPr>
+          <w:ilvl w:val="2"/>
+          <w:numId w:val="6"/>
+        </w:numPr>
+      </w:pPr>
+      <w:r>
+        <w:t>In ‘pixe’ set ‘sum’ flag (like ‘comp’) to broaden sum peaks in ‘line’ using a new ‘sum_spread’ parameter. Set this in ‘pixe_fit’ based on ‘sum_deficit’.</w:t>
+      </w:r>
+    </w:p>
+    <w:p>
+      <w:pPr>
+        <w:numPr>
+          <w:ilvl w:val="2"/>
+          <w:numId w:val="6"/>
+        </w:numPr>
+      </w:pPr>
+      <w:r>
+        <w:t>Try: sum_spread = (1.0 + sum_deficit/100.)^2</w:t>
+      </w:r>
+    </w:p>
+    <w:p>
+      <w:pPr>
+        <w:numPr>
+          <w:ilvl w:val="2"/>
+          <w:numId w:val="6"/>
+        </w:numPr>
+      </w:pPr>
+      <w:r>
+        <w:t>Test using spectrum: software/data/UQ-iXRF/Loren-July-2021/…</w:t>
+      </w:r>
+    </w:p>
+    <w:p>
+      <w:pPr>
+        <w:numPr>
+          <w:ilvl w:val="1"/>
+          <w:numId w:val="6"/>
+        </w:numPr>
+      </w:pPr>
+      <w:r>
+        <w:t xml:space="preserve">file_requester </w:t>
+      </w:r>
+    </w:p>
+    <w:p>
+      <w:pPr>
+        <w:numPr>
+          <w:ilvl w:val="2"/>
+          <w:numId w:val="6"/>
+        </w:numPr>
+      </w:pPr>
+      <w:r>
+        <w:t>Add controls under dir tree in ‘file_requester’:</w:t>
+      </w:r>
+    </w:p>
+    <w:p>
+      <w:pPr>
+        <w:numPr>
+          <w:ilvl w:val="3"/>
+          <w:numId w:val="6"/>
+        </w:numPr>
+      </w:pPr>
+      <w:r>
+        <w:t>Alphabet order (default), Latest first</w:t>
+      </w:r>
+    </w:p>
+    <w:p>
+      <w:pPr>
+        <w:numPr>
+          <w:ilvl w:val="1"/>
+          <w:numId w:val="6"/>
+        </w:numPr>
+      </w:pPr>
+      <w:r>
+        <w:t>Xray fit</w:t>
+      </w:r>
+    </w:p>
+    <w:p>
+      <w:pPr>
+        <w:numPr>
+          <w:ilvl w:val="2"/>
+          <w:numId w:val="6"/>
+        </w:numPr>
+      </w:pPr>
+      <w:r>
+        <w:t>XRF tab</w:t>
+      </w:r>
+    </w:p>
+    <w:p>
+      <w:pPr>
+        <w:numPr>
+          <w:ilvl w:val="3"/>
+          <w:numId w:val="6"/>
+        </w:numPr>
+      </w:pPr>
+      <w:r>
+        <w:t>Knob arrow-key inc/dec appears too small?</w:t>
+      </w:r>
+    </w:p>
+    <w:p>
+      <w:pPr>
+        <w:numPr>
+          <w:ilvl w:val="3"/>
+          <w:numId w:val="6"/>
+        </w:numPr>
+      </w:pPr>
+      <w:r>
+        <w:t>Tests show it only incs/decs 1 integer unit and then no more with more clicks.</w:t>
+      </w:r>
+    </w:p>
+    <w:p>
+      <w:pPr>
+        <w:numPr>
+          <w:ilvl w:val="2"/>
+          <w:numId w:val="6"/>
+        </w:numPr>
+      </w:pPr>
+      <w:r>
+        <w:t>Compton shift</w:t>
+      </w:r>
+    </w:p>
+    <w:p>
+      <w:pPr>
+        <w:numPr>
+          <w:ilvl w:val="3"/>
+          <w:numId w:val="6"/>
+        </w:numPr>
+      </w:pPr>
+      <w:r>
+        <w:t>In Ka Compton seems to need a different ‘shift’ to the Sn Ka Compton.</w:t>
+      </w:r>
+    </w:p>
+    <w:p>
+      <w:pPr>
+        <w:numPr>
+          <w:ilvl w:val="3"/>
+          <w:numId w:val="6"/>
+        </w:numPr>
+      </w:pPr>
+      <w:r>
+        <w:t>(e.g. see 9001049 in Mouse project)</w:t>
+      </w:r>
+    </w:p>
+    <w:p>
+      <w:pPr>
+        <w:numPr>
+          <w:ilvl w:val="3"/>
+          <w:numId w:val="6"/>
+        </w:numPr>
+      </w:pPr>
+      <w:r>
+        <w:t>How does Compton scale with energy? Are In, Sn calculated separately?</w:t>
+      </w:r>
+    </w:p>
+    <w:p>
+      <w:pPr>
+        <w:numPr>
+          <w:ilvl w:val="1"/>
+          <w:numId w:val="6"/>
+        </w:numPr>
+      </w:pPr>
+      <w:r>
+        <w:t>Cw_fslider2</w:t>
+      </w:r>
+    </w:p>
+    <w:p>
+      <w:pPr>
+        <w:numPr>
+          <w:ilvl w:val="2"/>
+          <w:numId w:val="6"/>
+        </w:numPr>
+      </w:pPr>
+      <w:r>
+        <w:t>Under Linux, using the arrow keys on the control knob does not work properly.</w:t>
+      </w:r>
+    </w:p>
+    <w:p>
+      <w:pPr>
+        <w:numPr>
+          <w:ilvl w:val="2"/>
+          <w:numId w:val="6"/>
+        </w:numPr>
+      </w:pPr>
+      <w:r>
+        <w:t>Perhaps add arrows at ends, like in Windows, and control the small inc/dec directly?</w:t>
+      </w:r>
+    </w:p>
+    <w:p>
+      <w:pPr>
+        <w:numPr>
+          <w:ilvl w:val="2"/>
+          <w:numId w:val="6"/>
+        </w:numPr>
+      </w:pPr>
+      <w:r>
         <w:lastRenderedPageBreak/>
-        <w:t>How to deal with Ga Kb peak in MM spectra</w:t>
-      </w:r>
-    </w:p>
-    <w:p>
-      <w:pPr>
-        <w:numPr>
-          <w:ilvl w:val="2"/>
-          <w:numId w:val="6"/>
-        </w:numPr>
-      </w:pPr>
-      <w:r>
-        <w:t>Follow Ga K lines from source through filter</w:t>
-      </w:r>
-    </w:p>
-    <w:p>
-      <w:pPr>
-        <w:numPr>
-          <w:ilvl w:val="3"/>
-          <w:numId w:val="6"/>
-        </w:numPr>
-      </w:pPr>
-      <w:r>
-        <w:t>How are In, Sn filtered?</w:t>
-      </w:r>
-    </w:p>
-    <w:p>
-      <w:pPr>
-        <w:numPr>
-          <w:ilvl w:val="2"/>
-          <w:numId w:val="6"/>
-        </w:numPr>
-      </w:pPr>
-      <w:r>
-        <w:t>Real source lines</w:t>
-      </w:r>
-    </w:p>
-    <w:p>
-      <w:pPr>
-        <w:numPr>
-          <w:ilvl w:val="3"/>
-          <w:numId w:val="6"/>
-        </w:numPr>
-      </w:pPr>
-      <w:r>
-        <w:t>Source lines are scattered back from sample, and so ‘appear’ to come from a decaying effective conc of these source elements into the sample. They don’t follow the depth profile of these elements (if they are present in the sample).</w:t>
-      </w:r>
-    </w:p>
-    <w:p>
-      <w:pPr>
-        <w:numPr>
-          <w:ilvl w:val="3"/>
-          <w:numId w:val="6"/>
-        </w:numPr>
-      </w:pPr>
-      <w:r>
-        <w:t>The rel-int for these lines has been modified by source, windows, air and beam filters; they are not the same as rel-int usually. It really needs a different model integration, with decay with depth as effective conc, and modification of the beam lines rel-int on way out.</w:t>
-      </w:r>
-    </w:p>
-    <w:p>
-      <w:pPr>
-        <w:numPr>
-          <w:ilvl w:val="3"/>
-          <w:numId w:val="6"/>
-        </w:numPr>
-      </w:pPr>
-      <w:r>
-        <w:t>Then in a real spectrum, there may be BOTH real conc in sample and scattered lines from source, for the same element (e.g., Ga). Need to be able to select, perhaps, or combine?</w:t>
-      </w:r>
-    </w:p>
-    <w:p>
-      <w:pPr>
-        <w:numPr>
-          <w:ilvl w:val="2"/>
-          <w:numId w:val="6"/>
-        </w:numPr>
-      </w:pPr>
-      <w:r>
-        <w:t>Select source or sample lines?</w:t>
-      </w:r>
-    </w:p>
-    <w:p>
-      <w:pPr>
-        <w:numPr>
-          <w:ilvl w:val="3"/>
-          <w:numId w:val="6"/>
-        </w:numPr>
-      </w:pPr>
-      <w:r>
-        <w:t>‘get_lines’ does not use source lines now, but it could, if enabled. Then these could be jammed in for matching Z and shell. Would still follow sample conc with depth, which is wrong, but may give reasonable rel-int anyway.</w:t>
-      </w:r>
-    </w:p>
-    <w:p>
-      <w:pPr>
-        <w:numPr>
-          <w:ilvl w:val="3"/>
-          <w:numId w:val="6"/>
-        </w:numPr>
-      </w:pPr>
-      <w:r>
-        <w:t>Where to select source lines to take precedence?</w:t>
-      </w:r>
-    </w:p>
-    <w:p>
-      <w:pPr>
-        <w:numPr>
-          <w:ilvl w:val="4"/>
-          <w:numId w:val="6"/>
-        </w:numPr>
-      </w:pPr>
-      <w:r>
-        <w:t>Must be during yield calculation, not the fit.</w:t>
-      </w:r>
-    </w:p>
-    <w:p>
-      <w:pPr>
-        <w:numPr>
-          <w:ilvl w:val="4"/>
-          <w:numId w:val="6"/>
-        </w:numPr>
-      </w:pPr>
-      <w:r>
-        <w:t>Could select in ‘get_lines’ called from ‘geo_yield2’.</w:t>
-      </w:r>
-    </w:p>
-    <w:p>
-      <w:pPr>
-        <w:numPr>
-          <w:ilvl w:val="3"/>
-          <w:numId w:val="6"/>
-        </w:numPr>
-      </w:pPr>
-      <w:r>
-        <w:t>Could simply assume that source lines take priority?</w:t>
-      </w:r>
-    </w:p>
-    <w:p>
-      <w:pPr>
-        <w:numPr>
-          <w:ilvl w:val="4"/>
-          <w:numId w:val="6"/>
-        </w:numPr>
-      </w:pPr>
-      <w:r>
-        <w:t>Then just jam them in, in ‘get_lines’.</w:t>
-      </w:r>
-    </w:p>
-    <w:p>
-      <w:pPr>
-        <w:numPr>
-          <w:ilvl w:val="4"/>
-          <w:numId w:val="6"/>
-        </w:numPr>
-      </w:pPr>
-      <w:r>
-        <w:t>Make sure Ga K not filtered out somewhere …</w:t>
-      </w:r>
-    </w:p>
-    <w:p>
-      <w:pPr>
-        <w:numPr>
-          <w:ilvl w:val="1"/>
-          <w:numId w:val="6"/>
-        </w:numPr>
-      </w:pPr>
-      <w:r>
-        <w:t>Pileup peak widths</w:t>
-      </w:r>
-    </w:p>
-    <w:p>
-      <w:pPr>
-        <w:numPr>
-          <w:ilvl w:val="2"/>
-          <w:numId w:val="6"/>
-        </w:numPr>
-      </w:pPr>
-      <w:r>
-        <w:t>Could add a ‘sum_spread’ argument to pixe() to broaden sum peaks.</w:t>
-      </w:r>
-    </w:p>
-    <w:p>
-      <w:pPr>
-        <w:numPr>
-          <w:ilvl w:val="2"/>
-          <w:numId w:val="6"/>
-        </w:numPr>
-      </w:pPr>
-      <w:r>
-        <w:t>In ‘pixe’ set ‘sum’ flag (like ‘comp’) to broaden sum peaks in ‘line’ using a new ‘sum_spread’ parameter. Set this in ‘pixe_fit’ based on ‘sum_deficit’.</w:t>
-      </w:r>
-    </w:p>
-    <w:p>
-      <w:pPr>
-        <w:numPr>
-          <w:ilvl w:val="2"/>
-          <w:numId w:val="6"/>
-        </w:numPr>
-      </w:pPr>
-      <w:r>
-        <w:t>Try: sum_spread = (1.0 + sum_deficit/100.)^2</w:t>
-      </w:r>
-    </w:p>
-    <w:p>
-      <w:pPr>
-        <w:numPr>
-          <w:ilvl w:val="2"/>
-          <w:numId w:val="6"/>
-        </w:numPr>
-      </w:pPr>
-      <w:r>
-        <w:t>Test using spectrum: software/data/UQ-iXRF/Loren-July-2021/…</w:t>
-      </w:r>
-    </w:p>
-    <w:p>
-      <w:pPr>
-        <w:numPr>
-          <w:ilvl w:val="1"/>
-          <w:numId w:val="6"/>
-        </w:numPr>
-      </w:pPr>
-      <w:r>
-        <w:t xml:space="preserve">file_requester </w:t>
-      </w:r>
-    </w:p>
-    <w:p>
-      <w:pPr>
-        <w:numPr>
-          <w:ilvl w:val="2"/>
-          <w:numId w:val="6"/>
-        </w:numPr>
-      </w:pPr>
-      <w:r>
-        <w:t>Add controls under dir tree in ‘file_requester’:</w:t>
-      </w:r>
-    </w:p>
-    <w:p>
-      <w:pPr>
-        <w:numPr>
-          <w:ilvl w:val="3"/>
-          <w:numId w:val="6"/>
-        </w:numPr>
-      </w:pPr>
-      <w:r>
-        <w:t>Alphabet order (default), Latest first</w:t>
-      </w:r>
-    </w:p>
-    <w:p>
-      <w:pPr>
-        <w:numPr>
-          <w:ilvl w:val="1"/>
-          <w:numId w:val="6"/>
-        </w:numPr>
-      </w:pPr>
-      <w:r>
-        <w:t>Xray fit</w:t>
-      </w:r>
-    </w:p>
-    <w:p>
-      <w:pPr>
-        <w:numPr>
-          <w:ilvl w:val="2"/>
-          <w:numId w:val="6"/>
-        </w:numPr>
-      </w:pPr>
-      <w:r>
-        <w:t>XRF tab</w:t>
-      </w:r>
-    </w:p>
-    <w:p>
-      <w:pPr>
-        <w:numPr>
-          <w:ilvl w:val="3"/>
-          <w:numId w:val="6"/>
-        </w:numPr>
-      </w:pPr>
-      <w:r>
-        <w:t>Knob arrow-key inc/dec appears too small?</w:t>
-      </w:r>
-    </w:p>
-    <w:p>
-      <w:pPr>
-        <w:numPr>
-          <w:ilvl w:val="3"/>
-          <w:numId w:val="6"/>
-        </w:numPr>
-      </w:pPr>
-      <w:r>
-        <w:t>Tests show it only incs/decs 1 integer unit and then no more with more clicks.</w:t>
-      </w:r>
-    </w:p>
-    <w:p>
-      <w:pPr>
-        <w:numPr>
-          <w:ilvl w:val="2"/>
-          <w:numId w:val="6"/>
-        </w:numPr>
-      </w:pPr>
-      <w:r>
-        <w:t>Compton shift</w:t>
-      </w:r>
-    </w:p>
-    <w:p>
-      <w:pPr>
-        <w:numPr>
-          <w:ilvl w:val="3"/>
-          <w:numId w:val="6"/>
-        </w:numPr>
-      </w:pPr>
-      <w:r>
-        <w:t>In Ka Compton seems to need a different ‘shift’ to the Sn Ka Compton.</w:t>
-      </w:r>
-    </w:p>
-    <w:p>
-      <w:pPr>
-        <w:numPr>
-          <w:ilvl w:val="3"/>
-          <w:numId w:val="6"/>
-        </w:numPr>
-      </w:pPr>
-      <w:r>
-        <w:t>(e.g. see 9001049 in Mouse project)</w:t>
-      </w:r>
-    </w:p>
-    <w:p>
-      <w:pPr>
-        <w:numPr>
-          <w:ilvl w:val="3"/>
-          <w:numId w:val="6"/>
-        </w:numPr>
-      </w:pPr>
-      <w:r>
-        <w:t>How does Compton scale with energy? Are In, Sn calculated separately?</w:t>
-      </w:r>
-    </w:p>
-    <w:p>
-      <w:pPr>
-        <w:numPr>
-          <w:ilvl w:val="1"/>
-          <w:numId w:val="6"/>
-        </w:numPr>
-      </w:pPr>
-      <w:r>
-        <w:t>Cw_fslider2</w:t>
-      </w:r>
-    </w:p>
-    <w:p>
-      <w:pPr>
-        <w:numPr>
-          <w:ilvl w:val="2"/>
-          <w:numId w:val="6"/>
-        </w:numPr>
-      </w:pPr>
-      <w:r>
-        <w:t>Under Linux, using the arrow keys on the control knob does not work properly.</w:t>
-      </w:r>
-    </w:p>
-    <w:p>
-      <w:pPr>
-        <w:numPr>
-          <w:ilvl w:val="2"/>
-          <w:numId w:val="6"/>
-        </w:numPr>
-      </w:pPr>
-      <w:r>
-        <w:t>Perhaps add arrows at ends, like in Windows, and control the small inc/dec directly?</w:t>
-      </w:r>
-    </w:p>
-    <w:p>
-      <w:pPr>
-        <w:numPr>
-          <w:ilvl w:val="2"/>
-          <w:numId w:val="6"/>
-        </w:numPr>
-      </w:pPr>
-      <w:r>
         <w:t>Make these inc/dec in ‘scroll’ steps.</w:t>
       </w:r>
     </w:p>
@@ -5240,7 +5331,6 @@
         </w:numPr>
       </w:pPr>
       <w:r>
-        <w:lastRenderedPageBreak/>
         <w:t>Possibles:</w:t>
       </w:r>
     </w:p>
